--- a/Geometry_DSL_BNF_Sample.docx
+++ b/Geometry_DSL_BNF_Sample.docx
@@ -295,7 +295,10 @@
     </w:p>
     <w:p>
       <w:r>
-        <w:t>Conditional statement -&gt; allows the program to make different actions depending on a condition</w:t>
+        <w:t>If</w:t>
+      </w:r>
+      <w:r>
+        <w:t xml:space="preserve"> statement -&gt; allows the program to make different actions depending on a condition</w:t>
       </w:r>
     </w:p>
     <w:p>
@@ -346,6 +349,9 @@
     </w:p>
     <w:p>
       <w:r>
+        <w:t xml:space="preserve">For </w:t>
+      </w:r>
+      <w:r>
         <w:t>Loop statement -&gt;</w:t>
       </w:r>
       <w:r>
@@ -416,12 +422,12 @@
     </w:p>
     <w:p>
       <w:r>
+        <w:t>Input statement -&gt; allows the user to provide values at runtime instead of hardcoding them into the program</w:t>
+      </w:r>
+    </w:p>
+    <w:p>
+      <w:r>
         <w:lastRenderedPageBreak/>
-        <w:t>Input statement -&gt; allows the user to provide values at runtime instead of hardcoding them into the program</w:t>
-      </w:r>
-    </w:p>
-    <w:p>
-      <w:r>
         <w:tab/>
         <w:t>input radius</w:t>
       </w:r>
@@ -491,7 +497,19 @@
     </w:p>
     <w:p>
       <w:r>
-        <w:t>Shape definition -&gt; allows the definition of geometric objects and then measures and transformed, essential operations in geometry</w:t>
+        <w:t>Shape definition -&gt; allows the definition of geometric objects and then measure</w:t>
+      </w:r>
+      <w:r>
+        <w:t>ments</w:t>
+      </w:r>
+      <w:r>
+        <w:t xml:space="preserve"> and transform</w:t>
+      </w:r>
+      <w:r>
+        <w:t>ations</w:t>
+      </w:r>
+      <w:r>
+        <w:t>, essential operations in geometry</w:t>
       </w:r>
     </w:p>
     <w:p>
@@ -502,7 +520,13 @@
     </w:p>
     <w:p>
       <w:r>
-        <w:t>Transformation -&gt; allows geometric objects to be modified without redefining them</w:t>
+        <w:t>Transformation</w:t>
+      </w:r>
+      <w:r>
+        <w:t xml:space="preserve"> statement</w:t>
+      </w:r>
+      <w:r>
+        <w:t xml:space="preserve"> -&gt; allows geometric objects to be modified without redefining them</w:t>
       </w:r>
     </w:p>
     <w:p>
